--- a/public/downloads/painter-invoice-template.docx
+++ b/public/downloads/painter-invoice-template.docx
@@ -611,6 +611,126 @@
           </w:p>
         </w:tc>
       </w:tr>
+      <w:tr>
+        <w:tc>
+          <w:tcPr>
+            <w:tcW w:type="dxa" w:w="1728"/>
+          </w:tcPr>
+          <w:p>
+            <w:r>
+              <w:t>DEPOSIT RECEIVED (25%)</w:t>
+            </w:r>
+          </w:p>
+        </w:tc>
+        <w:tc>
+          <w:tcPr>
+            <w:tcW w:type="dxa" w:w="1728"/>
+          </w:tcPr>
+          <w:p/>
+        </w:tc>
+        <w:tc>
+          <w:tcPr>
+            <w:tcW w:type="dxa" w:w="1728"/>
+          </w:tcPr>
+          <w:p/>
+        </w:tc>
+        <w:tc>
+          <w:tcPr>
+            <w:tcW w:type="dxa" w:w="1728"/>
+          </w:tcPr>
+          <w:p/>
+        </w:tc>
+        <w:tc>
+          <w:tcPr>
+            <w:tcW w:type="dxa" w:w="1728"/>
+          </w:tcPr>
+          <w:p>
+            <w:r>
+              <w:t>$1855.00</w:t>
+            </w:r>
+          </w:p>
+        </w:tc>
+      </w:tr>
+      <w:tr>
+        <w:tc>
+          <w:tcPr>
+            <w:tcW w:type="dxa" w:w="1728"/>
+          </w:tcPr>
+          <w:p>
+            <w:r>
+              <w:t>AMOUNT PAID</w:t>
+            </w:r>
+          </w:p>
+        </w:tc>
+        <w:tc>
+          <w:tcPr>
+            <w:tcW w:type="dxa" w:w="1728"/>
+          </w:tcPr>
+          <w:p/>
+        </w:tc>
+        <w:tc>
+          <w:tcPr>
+            <w:tcW w:type="dxa" w:w="1728"/>
+          </w:tcPr>
+          <w:p/>
+        </w:tc>
+        <w:tc>
+          <w:tcPr>
+            <w:tcW w:type="dxa" w:w="1728"/>
+          </w:tcPr>
+          <w:p/>
+        </w:tc>
+        <w:tc>
+          <w:tcPr>
+            <w:tcW w:type="dxa" w:w="1728"/>
+          </w:tcPr>
+          <w:p>
+            <w:r>
+              <w:t>$0.00</w:t>
+            </w:r>
+          </w:p>
+        </w:tc>
+      </w:tr>
+      <w:tr>
+        <w:tc>
+          <w:tcPr>
+            <w:tcW w:type="dxa" w:w="1728"/>
+          </w:tcPr>
+          <w:p>
+            <w:r>
+              <w:t>BALANCE DUE</w:t>
+            </w:r>
+          </w:p>
+        </w:tc>
+        <w:tc>
+          <w:tcPr>
+            <w:tcW w:type="dxa" w:w="1728"/>
+          </w:tcPr>
+          <w:p/>
+        </w:tc>
+        <w:tc>
+          <w:tcPr>
+            <w:tcW w:type="dxa" w:w="1728"/>
+          </w:tcPr>
+          <w:p/>
+        </w:tc>
+        <w:tc>
+          <w:tcPr>
+            <w:tcW w:type="dxa" w:w="1728"/>
+          </w:tcPr>
+          <w:p/>
+        </w:tc>
+        <w:tc>
+          <w:tcPr>
+            <w:tcW w:type="dxa" w:w="1728"/>
+          </w:tcPr>
+          <w:p>
+            <w:r>
+              <w:t>$5565.00</w:t>
+            </w:r>
+          </w:p>
+        </w:tc>
+      </w:tr>
     </w:tbl>
     <w:p/>
     <w:p>
@@ -621,6 +741,38 @@
     <w:p>
       <w:r>
         <w:t>Notes: Thank you for your business. Scope per the signed estimate; paint colors and sheens as confirmed before work began.</w:t>
+      </w:r>
+    </w:p>
+    <w:p>
+      <w:r>
+        <w:rPr>
+          <w:b/>
+        </w:rPr>
+        <w:t>PAYMENT</w:t>
+      </w:r>
+    </w:p>
+    <w:p>
+      <w:pPr>
+        <w:spacing w:after="0"/>
+      </w:pPr>
+      <w:r>
+        <w:t>Make checks payable to: ______</w:t>
+      </w:r>
+    </w:p>
+    <w:p>
+      <w:pPr>
+        <w:spacing w:after="0"/>
+      </w:pPr>
+      <w:r>
+        <w:t>Card / Venmo / Zelle: ______</w:t>
+      </w:r>
+    </w:p>
+    <w:p>
+      <w:pPr>
+        <w:spacing w:after="0"/>
+      </w:pPr>
+      <w:r>
+        <w:t>Pay online: ______</w:t>
       </w:r>
     </w:p>
     <w:p>

--- a/public/downloads/painter-invoice-template.docx
+++ b/public/downloads/painter-invoice-template.docx
@@ -107,6 +107,7 @@
         <w:tblStyle w:val="TableGrid"/>
         <w:tblW w:type="auto" w:w="0"/>
         <w:jc w:val="center"/>
+        <w:tblLayout w:type="fixed"/>
         <w:tblLook w:firstColumn="1" w:firstRow="1" w:lastColumn="0" w:lastRow="0" w:noHBand="0" w:noVBand="1" w:val="04A0"/>
       </w:tblPr>
       <w:tblGrid>
@@ -119,7 +120,7 @@
       <w:tr>
         <w:tc>
           <w:tcPr>
-            <w:tcW w:type="dxa" w:w="1728"/>
+            <w:tcW w:type="dxa" w:w="4320"/>
           </w:tcPr>
           <w:p>
             <w:r>
@@ -132,7 +133,7 @@
         </w:tc>
         <w:tc>
           <w:tcPr>
-            <w:tcW w:type="dxa" w:w="1728"/>
+            <w:tcW w:type="dxa" w:w="864"/>
           </w:tcPr>
           <w:p>
             <w:r>
@@ -145,7 +146,7 @@
         </w:tc>
         <w:tc>
           <w:tcPr>
-            <w:tcW w:type="dxa" w:w="1728"/>
+            <w:tcW w:type="dxa" w:w="864"/>
           </w:tcPr>
           <w:p>
             <w:r>
@@ -158,7 +159,7 @@
         </w:tc>
         <w:tc>
           <w:tcPr>
-            <w:tcW w:type="dxa" w:w="1728"/>
+            <w:tcW w:type="dxa" w:w="1296"/>
           </w:tcPr>
           <w:p>
             <w:r>
@@ -171,7 +172,7 @@
         </w:tc>
         <w:tc>
           <w:tcPr>
-            <w:tcW w:type="dxa" w:w="1728"/>
+            <w:tcW w:type="dxa" w:w="1296"/>
           </w:tcPr>
           <w:p>
             <w:r>

--- a/public/downloads/painter-invoice-template.docx
+++ b/public/downloads/painter-invoice-template.docx
@@ -191,7 +191,7 @@
           </w:tcPr>
           <w:p>
             <w:r>
-              <w:t>Surface Preparation (per sq ft)</w:t>
+              <w:t>Paint</w:t>
             </w:r>
           </w:p>
         </w:tc>
@@ -201,111 +201,7 @@
           </w:tcPr>
           <w:p>
             <w:r>
-              <w:t>2000</w:t>
-            </w:r>
-          </w:p>
-        </w:tc>
-        <w:tc>
-          <w:tcPr>
-            <w:tcW w:type="dxa" w:w="1728"/>
-          </w:tcPr>
-          <w:p>
-            <w:r>
-              <w:t>sqft</w:t>
-            </w:r>
-          </w:p>
-        </w:tc>
-        <w:tc>
-          <w:tcPr>
-            <w:tcW w:type="dxa" w:w="1728"/>
-          </w:tcPr>
-          <w:p>
-            <w:r>
-              <w:t>0.75</w:t>
-            </w:r>
-          </w:p>
-        </w:tc>
-        <w:tc>
-          <w:tcPr>
-            <w:tcW w:type="dxa" w:w="1728"/>
-          </w:tcPr>
-          <w:p>
-            <w:r>
-              <w:t>1500.00</w:t>
-            </w:r>
-          </w:p>
-        </w:tc>
-      </w:tr>
-      <w:tr>
-        <w:tc>
-          <w:tcPr>
-            <w:tcW w:type="dxa" w:w="1728"/>
-          </w:tcPr>
-          <w:p>
-            <w:r>
-              <w:t>Interior Paint (per sq ft)</w:t>
-            </w:r>
-          </w:p>
-        </w:tc>
-        <w:tc>
-          <w:tcPr>
-            <w:tcW w:type="dxa" w:w="1728"/>
-          </w:tcPr>
-          <w:p>
-            <w:r>
-              <w:t>2000</w:t>
-            </w:r>
-          </w:p>
-        </w:tc>
-        <w:tc>
-          <w:tcPr>
-            <w:tcW w:type="dxa" w:w="1728"/>
-          </w:tcPr>
-          <w:p>
-            <w:r>
-              <w:t>sqft</w:t>
-            </w:r>
-          </w:p>
-        </w:tc>
-        <w:tc>
-          <w:tcPr>
-            <w:tcW w:type="dxa" w:w="1728"/>
-          </w:tcPr>
-          <w:p>
-            <w:r>
-              <w:t>1.50</w:t>
-            </w:r>
-          </w:p>
-        </w:tc>
-        <w:tc>
-          <w:tcPr>
-            <w:tcW w:type="dxa" w:w="1728"/>
-          </w:tcPr>
-          <w:p>
-            <w:r>
-              <w:t>3000.00</w:t>
-            </w:r>
-          </w:p>
-        </w:tc>
-      </w:tr>
-      <w:tr>
-        <w:tc>
-          <w:tcPr>
-            <w:tcW w:type="dxa" w:w="1728"/>
-          </w:tcPr>
-          <w:p>
-            <w:r>
-              <w:t>Paint (per gallon)</w:t>
-            </w:r>
-          </w:p>
-        </w:tc>
-        <w:tc>
-          <w:tcPr>
-            <w:tcW w:type="dxa" w:w="1728"/>
-          </w:tcPr>
-          <w:p>
-            <w:r>
-              <w:t>15</w:t>
+              <w:t>5</w:t>
             </w:r>
           </w:p>
         </w:tc>
@@ -325,7 +221,7 @@
           </w:tcPr>
           <w:p>
             <w:r>
-              <w:t>48.00</w:t>
+              <w:t>45.00</w:t>
             </w:r>
           </w:p>
         </w:tc>
@@ -335,7 +231,7 @@
           </w:tcPr>
           <w:p>
             <w:r>
-              <w:t>720.00</w:t>
+              <w:t>225.00</w:t>
             </w:r>
           </w:p>
         </w:tc>
@@ -347,7 +243,7 @@
           </w:tcPr>
           <w:p>
             <w:r>
-              <w:t>Primer (per gallon)</w:t>
+              <w:t>Primer</w:t>
             </w:r>
           </w:p>
         </w:tc>
@@ -357,7 +253,7 @@
           </w:tcPr>
           <w:p>
             <w:r>
-              <w:t>8</w:t>
+              <w:t>2</w:t>
             </w:r>
           </w:p>
         </w:tc>
@@ -387,7 +283,7 @@
           </w:tcPr>
           <w:p>
             <w:r>
-              <w:t>280.00</w:t>
+              <w:t>70.00</w:t>
             </w:r>
           </w:p>
         </w:tc>
@@ -399,59 +295,7 @@
           </w:tcPr>
           <w:p>
             <w:r>
-              <w:t>Labor (per sq ft)</w:t>
-            </w:r>
-          </w:p>
-        </w:tc>
-        <w:tc>
-          <w:tcPr>
-            <w:tcW w:type="dxa" w:w="1728"/>
-          </w:tcPr>
-          <w:p>
-            <w:r>
-              <w:t>2000</w:t>
-            </w:r>
-          </w:p>
-        </w:tc>
-        <w:tc>
-          <w:tcPr>
-            <w:tcW w:type="dxa" w:w="1728"/>
-          </w:tcPr>
-          <w:p>
-            <w:r>
-              <w:t>sqft</w:t>
-            </w:r>
-          </w:p>
-        </w:tc>
-        <w:tc>
-          <w:tcPr>
-            <w:tcW w:type="dxa" w:w="1728"/>
-          </w:tcPr>
-          <w:p>
-            <w:r>
-              <w:t>0.90</w:t>
-            </w:r>
-          </w:p>
-        </w:tc>
-        <w:tc>
-          <w:tcPr>
-            <w:tcW w:type="dxa" w:w="1728"/>
-          </w:tcPr>
-          <w:p>
-            <w:r>
-              <w:t>1800.00</w:t>
-            </w:r>
-          </w:p>
-        </w:tc>
-      </w:tr>
-      <w:tr>
-        <w:tc>
-          <w:tcPr>
-            <w:tcW w:type="dxa" w:w="1728"/>
-          </w:tcPr>
-          <w:p>
-            <w:r>
-              <w:t>Supplies (tape, drop cloths, misc.)</w:t>
+              <w:t>Surface Prep</w:t>
             </w:r>
           </w:p>
         </w:tc>
@@ -481,7 +325,7 @@
           </w:tcPr>
           <w:p>
             <w:r>
-              <w:t>120.00</w:t>
+              <w:t>200.00</w:t>
             </w:r>
           </w:p>
         </w:tc>
@@ -491,7 +335,163 @@
           </w:tcPr>
           <w:p>
             <w:r>
-              <w:t>120.00</w:t>
+              <w:t>200.00</w:t>
+            </w:r>
+          </w:p>
+        </w:tc>
+      </w:tr>
+      <w:tr>
+        <w:tc>
+          <w:tcPr>
+            <w:tcW w:type="dxa" w:w="1728"/>
+          </w:tcPr>
+          <w:p>
+            <w:r>
+              <w:t>Labor</w:t>
+            </w:r>
+          </w:p>
+        </w:tc>
+        <w:tc>
+          <w:tcPr>
+            <w:tcW w:type="dxa" w:w="1728"/>
+          </w:tcPr>
+          <w:p>
+            <w:r>
+              <w:t>2</w:t>
+            </w:r>
+          </w:p>
+        </w:tc>
+        <w:tc>
+          <w:tcPr>
+            <w:tcW w:type="dxa" w:w="1728"/>
+          </w:tcPr>
+          <w:p>
+            <w:r>
+              <w:t>day</w:t>
+            </w:r>
+          </w:p>
+        </w:tc>
+        <w:tc>
+          <w:tcPr>
+            <w:tcW w:type="dxa" w:w="1728"/>
+          </w:tcPr>
+          <w:p>
+            <w:r>
+              <w:t>350.00</w:t>
+            </w:r>
+          </w:p>
+        </w:tc>
+        <w:tc>
+          <w:tcPr>
+            <w:tcW w:type="dxa" w:w="1728"/>
+          </w:tcPr>
+          <w:p>
+            <w:r>
+              <w:t>700.00</w:t>
+            </w:r>
+          </w:p>
+        </w:tc>
+      </w:tr>
+      <w:tr>
+        <w:tc>
+          <w:tcPr>
+            <w:tcW w:type="dxa" w:w="1728"/>
+          </w:tcPr>
+          <w:p>
+            <w:r>
+              <w:t>Trim / Cut-in</w:t>
+            </w:r>
+          </w:p>
+        </w:tc>
+        <w:tc>
+          <w:tcPr>
+            <w:tcW w:type="dxa" w:w="1728"/>
+          </w:tcPr>
+          <w:p>
+            <w:r>
+              <w:t>1</w:t>
+            </w:r>
+          </w:p>
+        </w:tc>
+        <w:tc>
+          <w:tcPr>
+            <w:tcW w:type="dxa" w:w="1728"/>
+          </w:tcPr>
+          <w:p>
+            <w:r>
+              <w:t>job</w:t>
+            </w:r>
+          </w:p>
+        </w:tc>
+        <w:tc>
+          <w:tcPr>
+            <w:tcW w:type="dxa" w:w="1728"/>
+          </w:tcPr>
+          <w:p>
+            <w:r>
+              <w:t>150.00</w:t>
+            </w:r>
+          </w:p>
+        </w:tc>
+        <w:tc>
+          <w:tcPr>
+            <w:tcW w:type="dxa" w:w="1728"/>
+          </w:tcPr>
+          <w:p>
+            <w:r>
+              <w:t>150.00</w:t>
+            </w:r>
+          </w:p>
+        </w:tc>
+      </w:tr>
+      <w:tr>
+        <w:tc>
+          <w:tcPr>
+            <w:tcW w:type="dxa" w:w="1728"/>
+          </w:tcPr>
+          <w:p>
+            <w:r>
+              <w:t>Warranty (2-year workmanship)</w:t>
+            </w:r>
+          </w:p>
+        </w:tc>
+        <w:tc>
+          <w:tcPr>
+            <w:tcW w:type="dxa" w:w="1728"/>
+          </w:tcPr>
+          <w:p>
+            <w:r>
+              <w:t>1</w:t>
+            </w:r>
+          </w:p>
+        </w:tc>
+        <w:tc>
+          <w:tcPr>
+            <w:tcW w:type="dxa" w:w="1728"/>
+          </w:tcPr>
+          <w:p>
+            <w:r>
+              <w:t>each</w:t>
+            </w:r>
+          </w:p>
+        </w:tc>
+        <w:tc>
+          <w:tcPr>
+            <w:tcW w:type="dxa" w:w="1728"/>
+          </w:tcPr>
+          <w:p>
+            <w:r>
+              <w:t>0.00</w:t>
+            </w:r>
+          </w:p>
+        </w:tc>
+        <w:tc>
+          <w:tcPr>
+            <w:tcW w:type="dxa" w:w="1728"/>
+          </w:tcPr>
+          <w:p>
+            <w:r>
+              <w:t>0.00</w:t>
             </w:r>
           </w:p>
         </w:tc>
@@ -531,7 +531,7 @@
           </w:tcPr>
           <w:p>
             <w:r>
-              <w:t>$7420.00</w:t>
+              <w:t>$1345.00</w:t>
             </w:r>
           </w:p>
         </w:tc>
@@ -607,7 +607,7 @@
           </w:tcPr>
           <w:p>
             <w:r>
-              <w:t>$7420.00</w:t>
+              <w:t>$1345.00</w:t>
             </w:r>
           </w:p>
         </w:tc>
@@ -647,7 +647,7 @@
           </w:tcPr>
           <w:p>
             <w:r>
-              <w:t>$1855.00</w:t>
+              <w:t>$336.25</w:t>
             </w:r>
           </w:p>
         </w:tc>
@@ -727,7 +727,7 @@
           </w:tcPr>
           <w:p>
             <w:r>
-              <w:t>$5565.00</w:t>
+              <w:t>$1008.75</w:t>
             </w:r>
           </w:p>
         </w:tc>
@@ -741,7 +741,7 @@
     </w:p>
     <w:p>
       <w:r>
-        <w:t>Notes: Thank you for your business. Scope per the signed estimate; paint colors and sheens as confirmed before work began.</w:t>
+        <w:t>Notes: Thank you for your business. All painting performed per manufacturer specifications.</w:t>
       </w:r>
     </w:p>
     <w:p>
